--- a/strength_and_dignity/StrengthAndDignity_Chapter9.docx
+++ b/strength_and_dignity/StrengthAndDignity_Chapter9.docx
@@ -169,15 +169,6 @@
           <w:i w:val="0"/>
         </w:rPr>
         <w:t>If a young man cannot treat you the way he would treat his own sister, he is not treating you the way Scripture commands.</w:t>
-      </w:r>
-    </w:p>
-    <w:p>
-      <w:r>
-        <w:rPr>
-          <w:b w:val="0"/>
-          <w:i w:val="0"/>
-        </w:rPr>
-        <w:t>That is a high standard. It is also the standard.</w:t>
       </w:r>
     </w:p>
     <w:p>

--- a/strength_and_dignity/StrengthAndDignity_Chapter9.docx
+++ b/strength_and_dignity/StrengthAndDignity_Chapter9.docx
@@ -508,7 +508,7 @@
           <w:b w:val="0"/>
           <w:i w:val="0"/>
         </w:rPr>
-        <w:t>The second example is Boaz, who you have already met in Chapter 1. When Ruth came into his fields gleaning, Boaz noticed her — but watch what he did.</w:t>
+        <w:t>The second example is Boaz, the kinsman-redeemer in Ruth's story. When Ruth came into his fields gleaning, Boaz noticed her — but watch what he did.</w:t>
       </w:r>
     </w:p>
     <w:p>
